--- a/preview/pr221/articles/manuscript_v2.docx
+++ b/preview/pr221/articles/manuscript_v2.docx
@@ -55,7 +55,7 @@
         <w:pStyle w:val="Date"/>
       </w:pPr>
       <w:r>
-        <w:t xml:space="preserve">2026-05-25</w:t>
+        <w:t xml:space="preserve">2026-05-27</w:t>
       </w:r>
     </w:p>
     <w:sdt>

--- a/preview/pr221/articles/manuscript_v2.docx
+++ b/preview/pr221/articles/manuscript_v2.docx
@@ -55,7 +55,7 @@
         <w:pStyle w:val="Date"/>
       </w:pPr>
       <w:r>
-        <w:t xml:space="preserve">2026-05-27</w:t>
+        <w:t xml:space="preserve">2026-06-05</w:t>
       </w:r>
     </w:p>
     <w:sdt>
